--- a/eum_package/이음_분석요약서_v3.docx
+++ b/eum_package/이음_분석요약서_v3.docx
@@ -464,7 +464,6 @@
         <w:spacing w:after="80"/>
         <w:jc w:val="center"/>
       </w:pPr>
-      <w:proofErr w:type="spellStart"/>
       <w:r>
         <w:rPr>
           <w:rFonts w:ascii="함초롬바탕" w:hAnsi="함초롬바탕"/>
@@ -474,7 +473,6 @@
         </w:rPr>
         <w:t>팀명</w:t>
       </w:r>
-      <w:proofErr w:type="spellEnd"/>
       <w:r>
         <w:rPr>
           <w:rFonts w:ascii="함초롬바탕" w:hAnsi="함초롬바탕"/>
@@ -520,7 +518,6 @@
         </w:rPr>
         <w:t xml:space="preserve"> · </w:t>
       </w:r>
-      <w:proofErr w:type="spellStart"/>
       <w:r>
         <w:rPr>
           <w:rFonts w:ascii="함초롬바탕" w:hAnsi="함초롬바탕"/>
@@ -530,7 +527,6 @@
         </w:rPr>
         <w:t>강원준</w:t>
       </w:r>
-      <w:proofErr w:type="spellEnd"/>
       <w:r>
         <w:rPr>
           <w:rFonts w:ascii="함초롬바탕" w:hAnsi="함초롬바탕"/>
@@ -634,25 +630,7 @@
           <w:sz w:val="22"/>
           <w:szCs w:val="22"/>
         </w:rPr>
-        <w:t>없어서</w:t>
-      </w:r>
-      <w:r>
-        <w:rPr>
-          <w:rFonts w:ascii="함초롬바탕" w:hAnsi="함초롬바탕" w:hint="eastAsia"/>
-          <w:color w:val="212121"/>
-          <w:sz w:val="22"/>
-          <w:szCs w:val="22"/>
-        </w:rPr>
-        <w:t xml:space="preserve"> </w:t>
-      </w:r>
-      <w:r>
-        <w:rPr>
-          <w:rFonts w:ascii="함초롬바탕" w:hAnsi="함초롬바탕" w:hint="eastAsia"/>
-          <w:color w:val="212121"/>
-          <w:sz w:val="22"/>
-          <w:szCs w:val="22"/>
-        </w:rPr>
-        <w:t>가</w:t>
+        <w:t>없어서가</w:t>
       </w:r>
       <w:r>
         <w:rPr>
@@ -2207,27 +2185,7 @@
           <w:sz w:val="22"/>
           <w:szCs w:val="22"/>
         </w:rPr>
-        <w:t>-Detect(</w:t>
-      </w:r>
-      <w:proofErr w:type="spellStart"/>
-      <w:r>
-        <w:rPr>
-          <w:rFonts w:ascii="함초롬바탕" w:hAnsi="함초롬바탕"/>
-          <w:color w:val="212121"/>
-          <w:sz w:val="22"/>
-          <w:szCs w:val="22"/>
-        </w:rPr>
-        <w:t>RandomForest+SHAP</w:t>
-      </w:r>
-      <w:proofErr w:type="spellEnd"/>
-      <w:r>
-        <w:rPr>
-          <w:rFonts w:ascii="함초롬바탕" w:hAnsi="함초롬바탕"/>
-          <w:color w:val="212121"/>
-          <w:sz w:val="22"/>
-          <w:szCs w:val="22"/>
-        </w:rPr>
-        <w:t xml:space="preserve">, </w:t>
+        <w:t xml:space="preserve">-Detect(RandomForest+SHAP, </w:t>
       </w:r>
       <w:r>
         <w:rPr>
@@ -2319,7 +2277,6 @@
         </w:rPr>
         <w:t xml:space="preserve"> </w:t>
       </w:r>
-      <w:proofErr w:type="spellStart"/>
       <w:r>
         <w:rPr>
           <w:rFonts w:ascii="함초롬바탕" w:hAnsi="함초롬바탕"/>
@@ -2329,7 +2286,6 @@
         </w:rPr>
         <w:t>반사실</w:t>
       </w:r>
-      <w:proofErr w:type="spellEnd"/>
       <w:r>
         <w:rPr>
           <w:rFonts w:ascii="함초롬바탕" w:hAnsi="함초롬바탕"/>
@@ -2427,27 +2383,7 @@
           <w:sz w:val="22"/>
           <w:szCs w:val="22"/>
         </w:rPr>
-        <w:t xml:space="preserve"> </w:t>
-      </w:r>
-      <w:proofErr w:type="spellStart"/>
-      <w:r>
-        <w:rPr>
-          <w:rFonts w:ascii="함초롬바탕" w:hAnsi="함초롬바탕"/>
-          <w:color w:val="212121"/>
-          <w:sz w:val="22"/>
-          <w:szCs w:val="22"/>
-        </w:rPr>
-        <w:t>random_state</w:t>
-      </w:r>
-      <w:proofErr w:type="spellEnd"/>
-      <w:r>
-        <w:rPr>
-          <w:rFonts w:ascii="함초롬바탕" w:hAnsi="함초롬바탕"/>
-          <w:color w:val="212121"/>
-          <w:sz w:val="22"/>
-          <w:szCs w:val="22"/>
-        </w:rPr>
-        <w:t xml:space="preserve">=42 </w:t>
+        <w:t xml:space="preserve"> random_state=42 </w:t>
       </w:r>
       <w:r>
         <w:rPr>
@@ -3710,7 +3646,6 @@
         </w:rPr>
         <w:t xml:space="preserve">): </w:t>
       </w:r>
-      <w:proofErr w:type="spellStart"/>
       <w:r>
         <w:rPr>
           <w:rFonts w:ascii="함초롬바탕" w:hAnsi="함초롬바탕"/>
@@ -3720,17 +3655,15 @@
         </w:rPr>
         <w:t>생활밀착</w:t>
       </w:r>
-      <w:proofErr w:type="spellEnd"/>
-      <w:r>
-        <w:rPr>
-          <w:rFonts w:ascii="함초롬바탕" w:hAnsi="함초롬바탕"/>
-          <w:color w:val="212121"/>
-          <w:sz w:val="22"/>
-          <w:szCs w:val="22"/>
-        </w:rPr>
-        <w:t xml:space="preserve"> </w:t>
-      </w:r>
-      <w:proofErr w:type="spellStart"/>
+      <w:r>
+        <w:rPr>
+          <w:rFonts w:ascii="함초롬바탕" w:hAnsi="함초롬바탕"/>
+          <w:color w:val="212121"/>
+          <w:sz w:val="22"/>
+          <w:szCs w:val="22"/>
+        </w:rPr>
+        <w:t xml:space="preserve"> </w:t>
+      </w:r>
       <w:r>
         <w:rPr>
           <w:rFonts w:ascii="함초롬바탕" w:hAnsi="함초롬바탕"/>
@@ -3740,7 +3673,6 @@
         </w:rPr>
         <w:t>객단가</w:t>
       </w:r>
-      <w:proofErr w:type="spellEnd"/>
       <w:r>
         <w:rPr>
           <w:rFonts w:ascii="함초롬바탕" w:hAnsi="함초롬바탕"/>
@@ -4117,7 +4049,6 @@
         </w:rPr>
         <w:t xml:space="preserve">) </w:t>
       </w:r>
-      <w:proofErr w:type="spellStart"/>
       <w:r>
         <w:rPr>
           <w:rFonts w:ascii="함초롬바탕" w:hAnsi="함초롬바탕"/>
@@ -4127,7 +4058,6 @@
         </w:rPr>
         <w:t>객단가</w:t>
       </w:r>
-      <w:proofErr w:type="spellEnd"/>
       <w:r>
         <w:rPr>
           <w:rFonts w:ascii="함초롬바탕" w:hAnsi="함초롬바탕"/>
@@ -4707,7 +4637,6 @@
         </w:rPr>
         <w:t xml:space="preserve"> </w:t>
       </w:r>
-      <w:proofErr w:type="spellStart"/>
       <w:r>
         <w:rPr>
           <w:rFonts w:ascii="함초롬바탕" w:hAnsi="함초롬바탕"/>
@@ -4717,7 +4646,6 @@
         </w:rPr>
         <w:t>반사실</w:t>
       </w:r>
-      <w:proofErr w:type="spellEnd"/>
       <w:r>
         <w:rPr>
           <w:rFonts w:ascii="함초롬바탕" w:hAnsi="함초롬바탕"/>
@@ -5249,23 +5177,7 @@
           <w:color w:val="555555"/>
           <w:sz w:val="16"/>
         </w:rPr>
-        <w:t xml:space="preserve">※ 생활인구는 월별 방문 흐름의 합계이므로 MI·CPC는 상대 비교 지표이며, </w:t>
-      </w:r>
-      <w:proofErr w:type="spellStart"/>
-      <w:r>
-        <w:rPr>
-          <w:color w:val="555555"/>
-          <w:sz w:val="16"/>
-        </w:rPr>
-        <w:t>K-means·SHAP</w:t>
-      </w:r>
-      <w:proofErr w:type="spellEnd"/>
-      <w:r>
-        <w:rPr>
-          <w:color w:val="555555"/>
-          <w:sz w:val="16"/>
-        </w:rPr>
-        <w:t>·기대효과는 표본 13개의 탐색적 분석이다.</w:t>
+        <w:t>※ 생활인구는 월별 방문 흐름의 합계이므로 MI·CPC는 상대 비교 지표이며, K-means·SHAP·기대효과는 표본 13개의 탐색적 분석이다.</w:t>
       </w:r>
     </w:p>
     <w:sectPr>
@@ -5863,6 +5775,7 @@
   <w:style w:type="character" w:default="1" w:styleId="a0">
     <w:name w:val="Default Paragraph Font"/>
     <w:uiPriority w:val="1"/>
+    <w:semiHidden/>
     <w:unhideWhenUsed/>
   </w:style>
   <w:style w:type="table" w:default="1" w:styleId="a1">
